--- a/AB_Cloud_Quantum_Research/modules/core_spectrum/monograph/theorems_volume/monograph_theorems_ru.docx
+++ b/AB_Cloud_Quantum_Research/modules/core_spectrum/monograph/theorems_volume/monograph_theorems_ru.docx
@@ -301,7 +301,7 @@
         <w:jc w:val="both"/>
       </w:pPr>
       <w:r>
-        <w:t>Границы: Th1 ничего не говорит о соответствии спектра нулям ζ — это вопрос Г2/Г5, на котором серия даёт отрицательные вердикты (V1, V3, V6, V16). Симметрия λ ↔ −λ нарушается уже при W &gt; 0 (вихревой потенциал несимметричен) и не восстанавливается вихрями.</w:t>
+        <w:t>Границы: Th1 ничего не говорит о соответствии спектра нулям ζ — это вопрос Г2/Г5, где вердикты серии: тождество уровней — ДА на уровне самих нулей (V6/V16, мост D_nn, v2.0.7), битовая ветвь открыта (V16, z = 2.49 &lt; 6), а дизайны слепого кодирования и σ-скана опровергнуты (V1, V3). Симметрия λ ↔ −λ нарушается уже при W &gt; 0 (вихревой потенциал несимметричен) и не восстанавливается вихрями.</w:t>
       </w:r>
     </w:p>
     <w:p>
